--- a/output/D2642401 ARDILES RODRIGUEZ, SAMUEL ELISEO.docx
+++ b/output/D2642401 ARDILES RODRIGUEZ, SAMUEL ELISEO.docx
@@ -83,55 +83,10 @@
         <w:rPr>
           <w:noProof/>
         </w:rPr>
-        <w:drawing>
-          <wp:anchor distT="0" distB="0" distL="114300" distR="114300" simplePos="0" relativeHeight="1288" behindDoc="1" locked="0" layoutInCell="0" allowOverlap="1">
-            <wp:simplePos x="0" y="0"/>
-            <wp:positionH relativeFrom="page">
-              <wp:posOffset>5431535</wp:posOffset>
-            </wp:positionH>
-            <wp:positionV relativeFrom="page">
-              <wp:posOffset>6504431</wp:posOffset>
-            </wp:positionV>
-            <wp:extent cx="1082040" cy="972311"/>
-            <wp:effectExtent l="0" t="0" r="0" b="0"/>
-            <wp:wrapNone/>
-            <wp:docPr id="1002" name="drawingObject3"/>
-            <wp:cNvGraphicFramePr/>
-            <a:graphic xmlns:a="http://schemas.openxmlformats.org/drawingml/2006/main">
-              <a:graphicData uri="http://schemas.openxmlformats.org/drawingml/2006/picture">
-                <pic:pic xmlns:pic="http://schemas.openxmlformats.org/drawingml/2006/picture">
-                  <pic:nvPicPr>
-                    <pic:cNvPr id="4" name="Picture 4"/>
-                    <pic:cNvPicPr/>
-                  </pic:nvPicPr>
-                  <pic:blipFill>
-                    <a:blip r:embed="rId5"/>
-                    <a:stretch/>
-                  </pic:blipFill>
-                  <pic:spPr>
-                    <a:xfrm>
-                      <a:off x="0" y="0"/>
-                      <a:ext cx="1082040" cy="972311"/>
-                    </a:xfrm>
-                    <a:prstGeom prst="rect">
-                      <a:avLst/>
-                    </a:prstGeom>
-                    <a:noFill/>
-                  </pic:spPr>
-                </pic:pic>
-              </a:graphicData>
-            </a:graphic>
-          </wp:anchor>
-        </w:drawing>
-      </w:r>
-      <w:r>
-        <w:rPr>
-          <w:noProof/>
-        </w:rPr>
         <mc:AlternateContent>
           <mc:Choice Requires="wpg">
             <w:drawing>
-              <wp:anchor distT="0" distB="0" distL="114300" distR="114300" simplePos="0" relativeHeight="1285" behindDoc="1" locked="0" layoutInCell="0" allowOverlap="1">
+              <wp:anchor distT="0" distB="0" distL="114300" distR="114300" simplePos="0" relativeHeight="1285" behindDoc="1" locked="0" layoutInCell="0" allowOverlap="1" wp14:anchorId="7F7CE550" wp14:editId="757622B9">
                 <wp:simplePos x="0" y="0"/>
                 <wp:positionH relativeFrom="page">
                   <wp:posOffset>4989510</wp:posOffset>
@@ -142,7 +97,7 @@
                 <wp:extent cx="0" cy="653976"/>
                 <wp:effectExtent l="0" t="0" r="0" b="0"/>
                 <wp:wrapNone/>
-                <wp:docPr id="1003" name="drawingObject5"/>
+                <wp:docPr id="1002" name="drawingObject5"/>
                 <wp:cNvGraphicFramePr/>
                 <a:graphic xmlns:a="http://schemas.openxmlformats.org/drawingml/2006/main">
                   <a:graphicData uri="http://schemas.microsoft.com/office/word/2010/wordprocessingGroup">
@@ -305,7 +260,7 @@
           </mc:Choice>
           <mc:Fallback>
             <w:pict>
-              <v:group w14:anchorId="2314854E" id="drawingObject5" o:spid="_x0000_s1026" style="position:absolute;margin-left:392.85pt;margin-top:21.8pt;width:0;height:51.5pt;z-index:-503315195;mso-position-horizontal-relative:page;mso-position-vertical-relative:page" coordsize="0,6539" o:gfxdata="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" o:allowincell="f">
+              <v:group w14:anchorId="4B03A628" id="drawingObject5" o:spid="_x0000_s1026" style="position:absolute;margin-left:392.85pt;margin-top:21.8pt;width:0;height:51.5pt;z-index:-503315195;mso-position-horizontal-relative:page;mso-position-vertical-relative:page" coordsize="0,6539" o:gfxdata="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" o:allowincell="f">
                 <v:shape id="Shape 6" o:spid="_x0000_s1027" style="position:absolute;width:0;height:4654;visibility:visible;mso-wrap-style:square;v-text-anchor:top" coordsize="0,465402" o:gfxdata="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" path="m,l,465402e" filled="f" strokeweight=".17636mm">
                   <v:path arrowok="t" textboxrect="0,0,0,465402"/>
                 </v:shape>
@@ -331,7 +286,7 @@
         <mc:AlternateContent>
           <mc:Choice Requires="wpg">
             <w:drawing>
-              <wp:anchor distT="0" distB="0" distL="114300" distR="114300" simplePos="0" relativeHeight="1287" behindDoc="1" locked="0" layoutInCell="0" allowOverlap="1">
+              <wp:anchor distT="0" distB="0" distL="114300" distR="114300" simplePos="0" relativeHeight="1287" behindDoc="1" locked="0" layoutInCell="0" allowOverlap="1" wp14:anchorId="501F0C5E" wp14:editId="522A410C">
                 <wp:simplePos x="0" y="0"/>
                 <wp:positionH relativeFrom="page">
                   <wp:posOffset>6281653</wp:posOffset>
@@ -342,7 +297,7 @@
                 <wp:extent cx="0" cy="653976"/>
                 <wp:effectExtent l="0" t="0" r="0" b="0"/>
                 <wp:wrapNone/>
-                <wp:docPr id="1004" name="drawingObject10"/>
+                <wp:docPr id="1003" name="drawingObject10"/>
                 <wp:cNvGraphicFramePr/>
                 <a:graphic xmlns:a="http://schemas.openxmlformats.org/drawingml/2006/main">
                   <a:graphicData uri="http://schemas.microsoft.com/office/word/2010/wordprocessingGroup">
@@ -505,7 +460,7 @@
           </mc:Choice>
           <mc:Fallback>
             <w:pict>
-              <v:group w14:anchorId="7709458E" id="drawingObject10" o:spid="_x0000_s1026" style="position:absolute;margin-left:494.6pt;margin-top:21.8pt;width:0;height:51.5pt;z-index:-503315193;mso-position-horizontal-relative:page;mso-position-vertical-relative:page" coordsize="0,6539" o:gfxdata="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" o:allowincell="f">
+              <v:group w14:anchorId="34E8752B" id="drawingObject10" o:spid="_x0000_s1026" style="position:absolute;margin-left:494.6pt;margin-top:21.8pt;width:0;height:51.5pt;z-index:-503315193;mso-position-horizontal-relative:page;mso-position-vertical-relative:page" coordsize="0,6539" o:gfxdata="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" o:allowincell="f">
                 <v:shape id="Shape 11" o:spid="_x0000_s1027" style="position:absolute;width:0;height:4654;visibility:visible;mso-wrap-style:square;v-text-anchor:top" coordsize="0,465402" o:gfxdata="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" path="m,l,465402e" filled="f" strokeweight=".17636mm">
                   <v:path arrowok="t" textboxrect="0,0,0,465402"/>
                 </v:shape>
@@ -553,7 +508,7 @@
         <mc:AlternateContent>
           <mc:Choice Requires="wpg">
             <w:drawing>
-              <wp:anchor distT="0" distB="0" distL="114300" distR="114300" simplePos="0" relativeHeight="1283" behindDoc="1" locked="0" layoutInCell="0" allowOverlap="1">
+              <wp:anchor distT="0" distB="0" distL="114300" distR="114300" simplePos="0" relativeHeight="1283" behindDoc="1" locked="0" layoutInCell="0" allowOverlap="1" wp14:anchorId="3A0E4D77" wp14:editId="51BE9B7B">
                 <wp:simplePos x="0" y="0"/>
                 <wp:positionH relativeFrom="page">
                   <wp:posOffset>2989388</wp:posOffset>
@@ -564,7 +519,7 @@
                 <wp:extent cx="0" cy="653976"/>
                 <wp:effectExtent l="0" t="0" r="0" b="0"/>
                 <wp:wrapNone/>
-                <wp:docPr id="1005" name="drawingObject15"/>
+                <wp:docPr id="1004" name="drawingObject15"/>
                 <wp:cNvGraphicFramePr/>
                 <a:graphic xmlns:a="http://schemas.openxmlformats.org/drawingml/2006/main">
                   <a:graphicData uri="http://schemas.microsoft.com/office/word/2010/wordprocessingGroup">
@@ -657,7 +612,7 @@
           </mc:Choice>
           <mc:Fallback>
             <w:pict>
-              <v:group w14:anchorId="33BF3933" id="drawingObject15" o:spid="_x0000_s1026" style="position:absolute;margin-left:235.4pt;margin-top:-36.6pt;width:0;height:51.5pt;z-index:-503315197;mso-position-horizontal-relative:page" coordsize="0,6539" o:gfxdata="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" o:allowincell="f">
+              <v:group w14:anchorId="538CD670" id="drawingObject15" o:spid="_x0000_s1026" style="position:absolute;margin-left:235.4pt;margin-top:-36.6pt;width:0;height:51.5pt;z-index:-503315197;mso-position-horizontal-relative:page" coordsize="0,6539" o:gfxdata="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" o:allowincell="f">
                 <v:shape id="Shape 16" o:spid="_x0000_s1027" style="position:absolute;width:0;height:4654;visibility:visible;mso-wrap-style:square;v-text-anchor:top" coordsize="0,465402" o:gfxdata="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" path="m,l,465402e" filled="f" strokeweight=".17636mm">
                   <v:path arrowok="t" textboxrect="0,0,0,465402"/>
                 </v:shape>
@@ -818,7 +773,7 @@
           <w:rFonts w:ascii="Cambria" w:eastAsia="Cambria" w:hAnsi="Cambria" w:cs="Cambria"/>
           <w:color w:val="741F5F"/>
         </w:rPr>
-        <w:t xml:space="preserve">05/08/2026</w:t>
+        <w:t xml:space="preserve">07/08/2026</w:t>
       </w:r>
     </w:p>
     <w:p>
@@ -5471,7 +5426,7 @@
       <w:pPr>
         <w:widowControl w:val="0"/>
         <w:spacing w:line="351" w:lineRule="auto"/>
-        <w:ind w:right="2612"/>
+        <w:ind w:right="-18"/>
         <w:rPr>
           <w:rFonts w:ascii="Cambria" w:eastAsia="Cambria" w:hAnsi="Cambria" w:cs="Cambria"/>
           <w:color w:val="000000"/>
@@ -5492,6 +5447,8 @@
         </w:rPr>
         <w:t xml:space="preserve">se detectó un alelo dentro del rango normal de repeticiones.</w:t>
       </w:r>
+      <w:bookmarkStart w:id="0" w:name="_GoBack"/>
+      <w:bookmarkEnd w:id="0"/>
     </w:p>
     <w:p>
       <w:pPr>
@@ -5500,6 +5457,28 @@
         <w:ind w:right="2612"/>
         <w:rPr>
           <w:rFonts w:ascii="Cambria" w:eastAsia="Cambria" w:hAnsi="Cambria" w:cs="Cambria"/>
+          <w:color w:val="000000"/>
+        </w:rPr>
+      </w:pPr>
+    </w:p>
+    <w:p>
+      <w:pPr>
+        <w:widowControl w:val="0"/>
+        <w:spacing w:line="351" w:lineRule="auto"/>
+        <w:ind w:right="2612"/>
+        <w:rPr>
+          <w:rFonts w:ascii="Cambria" w:eastAsia="Cambria" w:hAnsi="Cambria" w:cs="Cambria"/>
+          <w:color w:val="000000"/>
+        </w:rPr>
+      </w:pPr>
+    </w:p>
+    <w:p>
+      <w:pPr>
+        <w:widowControl w:val="0"/>
+        <w:spacing w:line="351" w:lineRule="auto"/>
+        <w:ind w:right="2612"/>
+        <w:rPr>
+          <w:rFonts w:ascii="Cambria" w:eastAsia="Cambria" w:hAnsi="Cambria" w:cs="Cambria"/>
           <w:b/>
           <w:bCs/>
           <w:color w:val="000000"/>
@@ -5508,8 +5487,6 @@
           <w:szCs w:val="24"/>
         </w:rPr>
       </w:pPr>
-      <w:bookmarkStart w:id="0" w:name="_GoBack"/>
-      <w:bookmarkEnd w:id="0"/>
       <w:r>
         <w:rPr>
           <w:rFonts w:ascii="Cambria" w:eastAsia="Cambria" w:hAnsi="Cambria" w:cs="Cambria"/>
@@ -5859,6 +5836,51 @@
           <w:szCs w:val="24"/>
         </w:rPr>
       </w:pPr>
+      <w:r>
+        <w:rPr>
+          <w:noProof/>
+        </w:rPr>
+        <w:drawing>
+          <wp:anchor distT="0" distB="0" distL="114300" distR="114300" simplePos="0" relativeHeight="1288" behindDoc="1" locked="0" layoutInCell="0" allowOverlap="1" wp14:anchorId="16F5F1E4" wp14:editId="744D6D66">
+            <wp:simplePos x="0" y="0"/>
+            <wp:positionH relativeFrom="page">
+              <wp:posOffset>5564505</wp:posOffset>
+            </wp:positionH>
+            <wp:positionV relativeFrom="page">
+              <wp:posOffset>7837805</wp:posOffset>
+            </wp:positionV>
+            <wp:extent cx="1082040" cy="972185"/>
+            <wp:effectExtent l="0" t="0" r="0" b="0"/>
+            <wp:wrapNone/>
+            <wp:docPr id="1005" name="drawingObject3"/>
+            <wp:cNvGraphicFramePr/>
+            <a:graphic xmlns:a="http://schemas.openxmlformats.org/drawingml/2006/main">
+              <a:graphicData uri="http://schemas.openxmlformats.org/drawingml/2006/picture">
+                <pic:pic xmlns:pic="http://schemas.openxmlformats.org/drawingml/2006/picture">
+                  <pic:nvPicPr>
+                    <pic:cNvPr id="4" name="Picture 4"/>
+                    <pic:cNvPicPr/>
+                  </pic:nvPicPr>
+                  <pic:blipFill>
+                    <a:blip r:embed="rId5"/>
+                    <a:stretch/>
+                  </pic:blipFill>
+                  <pic:spPr>
+                    <a:xfrm>
+                      <a:off x="0" y="0"/>
+                      <a:ext cx="1082040" cy="972185"/>
+                    </a:xfrm>
+                    <a:prstGeom prst="rect">
+                      <a:avLst/>
+                    </a:prstGeom>
+                    <a:noFill/>
+                  </pic:spPr>
+                </pic:pic>
+              </a:graphicData>
+            </a:graphic>
+          </wp:anchor>
+        </w:drawing>
+      </w:r>
     </w:p>
     <w:p>
       <w:pPr>
@@ -7056,7 +7078,6 @@
           <w:color w:val="741F5F"/>
           <w:w w:val="99"/>
         </w:rPr>
-        <w:lastRenderedPageBreak/>
         <w:t>Genda</w:t>
       </w:r>
       <w:proofErr w:type="spellEnd"/>

--- a/output/D2642401 ARDILES RODRIGUEZ, SAMUEL ELISEO.docx
+++ b/output/D2642401 ARDILES RODRIGUEZ, SAMUEL ELISEO.docx
@@ -1,6 +1,6 @@
 
 <file path=word/document.xml><?xml version="1.0" encoding="utf-8"?>
-<w:document xmlns:wpc="http://schemas.microsoft.com/office/word/2010/wordprocessingCanvas" xmlns:cx="http://schemas.microsoft.com/office/drawing/2014/chartex" xmlns:mc="http://schemas.openxmlformats.org/markup-compatibility/2006" xmlns:o="urn:schemas-microsoft-com:office:office" xmlns:r="http://schemas.openxmlformats.org/officeDocument/2006/relationships" xmlns:m="http://schemas.openxmlformats.org/officeDocument/2006/math" xmlns:v="urn:schemas-microsoft-com:vml" xmlns:wp14="http://schemas.microsoft.com/office/word/2010/wordprocessingDrawing" xmlns:wp="http://schemas.openxmlformats.org/drawingml/2006/wordprocessingDrawing" xmlns:w10="urn:schemas-microsoft-com:office:word" xmlns:w="http://schemas.openxmlformats.org/wordprocessingml/2006/main" xmlns:w14="http://schemas.microsoft.com/office/word/2010/wordml" xmlns:w15="http://schemas.microsoft.com/office/word/2012/wordml" xmlns:w16se="http://schemas.microsoft.com/office/word/2015/wordml/symex" xmlns:wpg="http://schemas.microsoft.com/office/word/2010/wordprocessingGroup" xmlns:wpi="http://schemas.microsoft.com/office/word/2010/wordprocessingInk" xmlns:wne="http://schemas.microsoft.com/office/word/2006/wordml" xmlns:wps="http://schemas.microsoft.com/office/word/2010/wordprocessingShape" mc:Ignorable="w14 w15 w16se wp14">
+<w:document xmlns:wpc="http://schemas.microsoft.com/office/word/2010/wordprocessingCanvas" xmlns:cx="http://schemas.microsoft.com/office/drawing/2014/chartex" xmlns:cx1="http://schemas.microsoft.com/office/drawing/2015/9/8/chartex" xmlns:cx2="http://schemas.microsoft.com/office/drawing/2015/10/21/chartex" xmlns:cx3="http://schemas.microsoft.com/office/drawing/2016/5/9/chartex" xmlns:cx4="http://schemas.microsoft.com/office/drawing/2016/5/10/chartex" xmlns:cx5="http://schemas.microsoft.com/office/drawing/2016/5/11/chartex" xmlns:cx6="http://schemas.microsoft.com/office/drawing/2016/5/12/chartex" xmlns:cx7="http://schemas.microsoft.com/office/drawing/2016/5/13/chartex" xmlns:cx8="http://schemas.microsoft.com/office/drawing/2016/5/14/chartex" xmlns:mc="http://schemas.openxmlformats.org/markup-compatibility/2006" xmlns:aink="http://schemas.microsoft.com/office/drawing/2016/ink" xmlns:am3d="http://schemas.microsoft.com/office/drawing/2017/model3d" xmlns:o="urn:schemas-microsoft-com:office:office" xmlns:oel="http://schemas.microsoft.com/office/2019/extlst" xmlns:r="http://schemas.openxmlformats.org/officeDocument/2006/relationships" xmlns:m="http://schemas.openxmlformats.org/officeDocument/2006/math" xmlns:v="urn:schemas-microsoft-com:vml" xmlns:wp14="http://schemas.microsoft.com/office/word/2010/wordprocessingDrawing" xmlns:wp="http://schemas.openxmlformats.org/drawingml/2006/wordprocessingDrawing" xmlns:w10="urn:schemas-microsoft-com:office:word" xmlns:w="http://schemas.openxmlformats.org/wordprocessingml/2006/main" xmlns:w14="http://schemas.microsoft.com/office/word/2010/wordml" xmlns:w15="http://schemas.microsoft.com/office/word/2012/wordml" xmlns:w16cex="http://schemas.microsoft.com/office/word/2018/wordml/cex" xmlns:w16cid="http://schemas.microsoft.com/office/word/2016/wordml/cid" xmlns:w16="http://schemas.microsoft.com/office/word/2018/wordml" xmlns:w16du="http://schemas.microsoft.com/office/word/2023/wordml/word16du" xmlns:w16sdtdh="http://schemas.microsoft.com/office/word/2020/wordml/sdtdatahash" xmlns:w16sdtfl="http://schemas.microsoft.com/office/word/2024/wordml/sdtformatlock" xmlns:w16se="http://schemas.microsoft.com/office/word/2015/wordml/symex" xmlns:wpg="http://schemas.microsoft.com/office/word/2010/wordprocessingGroup" xmlns:wpi="http://schemas.microsoft.com/office/word/2010/wordprocessingInk" xmlns:wne="http://schemas.microsoft.com/office/word/2006/wordml" xmlns:wps="http://schemas.microsoft.com/office/word/2010/wordprocessingShape" mc:Ignorable="w14 w15 w16se w16cid w16 w16cex w16sdtdh w16sdtfl w16du wp14">
   <w:body>
     <w:p>
       <w:pPr>
@@ -39,7 +39,7 @@
           <w:noProof/>
         </w:rPr>
         <w:drawing>
-          <wp:anchor distT="0" distB="0" distL="114300" distR="114300" simplePos="0" relativeHeight="4" behindDoc="1" locked="0" layoutInCell="0" allowOverlap="1">
+          <wp:anchor distT="0" distB="0" distL="114300" distR="114300" simplePos="0" relativeHeight="4" behindDoc="1" locked="0" layoutInCell="0" allowOverlap="1" wp14:anchorId="72261992" wp14:editId="3AAFF86A">
             <wp:simplePos x="0" y="0"/>
             <wp:positionH relativeFrom="page">
               <wp:posOffset>856487</wp:posOffset>
@@ -260,7 +260,7 @@
           </mc:Choice>
           <mc:Fallback>
             <w:pict>
-              <v:group w14:anchorId="4B03A628" id="drawingObject5" o:spid="_x0000_s1026" style="position:absolute;margin-left:392.85pt;margin-top:21.8pt;width:0;height:51.5pt;z-index:-503315195;mso-position-horizontal-relative:page;mso-position-vertical-relative:page" coordsize="0,6539" o:gfxdata="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" o:allowincell="f">
+              <v:group w14:anchorId="2BFB7CBA" id="drawingObject5" o:spid="_x0000_s1026" style="position:absolute;margin-left:392.85pt;margin-top:21.8pt;width:0;height:51.5pt;z-index:-503315195;mso-position-horizontal-relative:page;mso-position-vertical-relative:page" coordsize="0,6539" o:gfxdata="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" o:allowincell="f">
                 <v:shape id="Shape 6" o:spid="_x0000_s1027" style="position:absolute;width:0;height:4654;visibility:visible;mso-wrap-style:square;v-text-anchor:top" coordsize="0,465402" o:gfxdata="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" path="m,l,465402e" filled="f" strokeweight=".17636mm">
                   <v:path arrowok="t" textboxrect="0,0,0,465402"/>
                 </v:shape>
@@ -460,7 +460,7 @@
           </mc:Choice>
           <mc:Fallback>
             <w:pict>
-              <v:group w14:anchorId="34E8752B" id="drawingObject10" o:spid="_x0000_s1026" style="position:absolute;margin-left:494.6pt;margin-top:21.8pt;width:0;height:51.5pt;z-index:-503315193;mso-position-horizontal-relative:page;mso-position-vertical-relative:page" coordsize="0,6539" o:gfxdata="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" o:allowincell="f">
+              <v:group w14:anchorId="47BBCD7F" id="drawingObject10" o:spid="_x0000_s1026" style="position:absolute;margin-left:494.6pt;margin-top:21.8pt;width:0;height:51.5pt;z-index:-503315193;mso-position-horizontal-relative:page;mso-position-vertical-relative:page" coordsize="0,6539" o:gfxdata="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" o:allowincell="f">
                 <v:shape id="Shape 11" o:spid="_x0000_s1027" style="position:absolute;width:0;height:4654;visibility:visible;mso-wrap-style:square;v-text-anchor:top" coordsize="0,465402" o:gfxdata="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" path="m,l,465402e" filled="f" strokeweight=".17636mm">
                   <v:path arrowok="t" textboxrect="0,0,0,465402"/>
                 </v:shape>
@@ -612,7 +612,7 @@
           </mc:Choice>
           <mc:Fallback>
             <w:pict>
-              <v:group w14:anchorId="538CD670" id="drawingObject15" o:spid="_x0000_s1026" style="position:absolute;margin-left:235.4pt;margin-top:-36.6pt;width:0;height:51.5pt;z-index:-503315197;mso-position-horizontal-relative:page" coordsize="0,6539" o:gfxdata="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" o:allowincell="f">
+              <v:group w14:anchorId="29E3F44E" id="drawingObject15" o:spid="_x0000_s1026" style="position:absolute;margin-left:235.4pt;margin-top:-36.6pt;width:0;height:51.5pt;z-index:-503315197;mso-position-horizontal-relative:page" coordsize="0,6539" o:gfxdata="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" o:allowincell="f">
                 <v:shape id="Shape 16" o:spid="_x0000_s1027" style="position:absolute;width:0;height:4654;visibility:visible;mso-wrap-style:square;v-text-anchor:top" coordsize="0,465402" o:gfxdata="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" path="m,l,465402e" filled="f" strokeweight=".17636mm">
                   <v:path arrowok="t" textboxrect="0,0,0,465402"/>
                 </v:shape>
@@ -625,7 +625,6 @@
           </mc:Fallback>
         </mc:AlternateContent>
       </w:r>
-      <w:proofErr w:type="gramStart"/>
       <w:r>
         <w:rPr>
           <w:rFonts w:ascii="Cambria" w:eastAsia="Cambria" w:hAnsi="Cambria" w:cs="Cambria"/>
@@ -652,7 +651,6 @@
           <w:rFonts w:ascii="Cambria" w:eastAsia="Cambria" w:hAnsi="Cambria" w:cs="Cambria"/>
           <w:color w:val="000000"/>
         </w:rPr>
-        <w:lastRenderedPageBreak/>
         <w:t>Pro</w:t>
       </w:r>
       <w:r>
@@ -706,7 +704,6 @@
           <w:color w:val="741F5F"/>
         </w:rPr>
       </w:pPr>
-      <w:proofErr w:type="gramStart"/>
       <w:r>
         <w:rPr>
           <w:rFonts w:ascii="Cambria" w:eastAsia="Cambria" w:hAnsi="Cambria" w:cs="Cambria"/>
@@ -734,7 +731,6 @@
           <w:rFonts w:ascii="Cambria" w:eastAsia="Cambria" w:hAnsi="Cambria" w:cs="Cambria"/>
           <w:color w:val="000000"/>
         </w:rPr>
-        <w:lastRenderedPageBreak/>
         <w:t>Fech</w:t>
       </w:r>
       <w:r>
@@ -767,13 +763,12 @@
           <w:color w:val="741F5F"/>
         </w:rPr>
       </w:pPr>
-      <w:proofErr w:type="gramStart"/>
       <w:r>
         <w:rPr>
           <w:rFonts w:ascii="Cambria" w:eastAsia="Cambria" w:hAnsi="Cambria" w:cs="Cambria"/>
           <w:color w:val="741F5F"/>
         </w:rPr>
-        <w:t xml:space="preserve">07/08/2026</w:t>
+        <w:t xml:space="preserve">26/08/2026</w:t>
       </w:r>
     </w:p>
     <w:p>
@@ -1840,7 +1835,6 @@
         </w:rPr>
         <w:t xml:space="preserve"> </w:t>
       </w:r>
-      <w:proofErr w:type="spellStart"/>
       <w:r>
         <w:rPr>
           <w:rFonts w:ascii="Cambria" w:eastAsia="Cambria" w:hAnsi="Cambria" w:cs="Cambria"/>
@@ -1894,7 +1888,6 @@
         </w:rPr>
         <w:t>n</w:t>
       </w:r>
-      <w:proofErr w:type="spellEnd"/>
       <w:r>
         <w:rPr>
           <w:rFonts w:ascii="Cambria" w:eastAsia="Cambria" w:hAnsi="Cambria" w:cs="Cambria"/>
@@ -3686,15 +3679,7 @@
           <w:rFonts w:ascii="Cambria" w:eastAsia="Cambria" w:hAnsi="Cambria" w:cs="Cambria"/>
           <w:color w:val="000000"/>
         </w:rPr>
-        <w:t xml:space="preserve">es o </w:t>
-      </w:r>
-      <w:proofErr w:type="spellStart"/>
-      <w:r>
-        <w:rPr>
-          <w:rFonts w:ascii="Cambria" w:eastAsia="Cambria" w:hAnsi="Cambria" w:cs="Cambria"/>
-          <w:color w:val="000000"/>
-        </w:rPr>
-        <w:t>de</w:t>
+        <w:t>es o de</w:t>
       </w:r>
       <w:r>
         <w:rPr>
@@ -3727,7 +3712,6 @@
         </w:rPr>
         <w:t>es</w:t>
       </w:r>
-      <w:proofErr w:type="spellEnd"/>
       <w:r>
         <w:rPr>
           <w:rFonts w:ascii="Cambria" w:eastAsia="Cambria" w:hAnsi="Cambria" w:cs="Cambria"/>
@@ -5439,7 +5423,6 @@
         </w:rPr>
         <w:t xml:space="preserve">Con la técnica utilizada </w:t>
       </w:r>
-      <w:proofErr w:type="gramStart"/>
       <w:r>
         <w:rPr>
           <w:rFonts w:ascii="Cambria" w:eastAsia="Cambria" w:hAnsi="Cambria" w:cs="Cambria"/>
@@ -5447,8 +5430,6 @@
         </w:rPr>
         <w:t xml:space="preserve">se detectó un alelo dentro del rango normal de repeticiones.</w:t>
       </w:r>
-      <w:bookmarkStart w:id="0" w:name="_GoBack"/>
-      <w:bookmarkEnd w:id="0"/>
     </w:p>
     <w:p>
       <w:pPr>
@@ -5766,66 +5747,6 @@
         </w:rPr>
         <w:t>:</w:t>
       </w:r>
-    </w:p>
-    <w:p>
-      <w:pPr>
-        <w:spacing w:line="240" w:lineRule="exact"/>
-        <w:rPr>
-          <w:rFonts w:ascii="Cambria" w:eastAsia="Cambria" w:hAnsi="Cambria" w:cs="Cambria"/>
-          <w:sz w:val="24"/>
-          <w:szCs w:val="24"/>
-        </w:rPr>
-      </w:pPr>
-    </w:p>
-    <w:p>
-      <w:pPr>
-        <w:spacing w:line="240" w:lineRule="exact"/>
-        <w:rPr>
-          <w:rFonts w:ascii="Cambria" w:eastAsia="Cambria" w:hAnsi="Cambria" w:cs="Cambria"/>
-          <w:sz w:val="24"/>
-          <w:szCs w:val="24"/>
-        </w:rPr>
-      </w:pPr>
-    </w:p>
-    <w:p>
-      <w:pPr>
-        <w:spacing w:line="240" w:lineRule="exact"/>
-        <w:rPr>
-          <w:rFonts w:ascii="Cambria" w:eastAsia="Cambria" w:hAnsi="Cambria" w:cs="Cambria"/>
-          <w:sz w:val="24"/>
-          <w:szCs w:val="24"/>
-        </w:rPr>
-      </w:pPr>
-    </w:p>
-    <w:p>
-      <w:pPr>
-        <w:spacing w:line="240" w:lineRule="exact"/>
-        <w:rPr>
-          <w:rFonts w:ascii="Cambria" w:eastAsia="Cambria" w:hAnsi="Cambria" w:cs="Cambria"/>
-          <w:sz w:val="24"/>
-          <w:szCs w:val="24"/>
-        </w:rPr>
-      </w:pPr>
-    </w:p>
-    <w:p>
-      <w:pPr>
-        <w:spacing w:line="240" w:lineRule="exact"/>
-        <w:rPr>
-          <w:rFonts w:ascii="Cambria" w:eastAsia="Cambria" w:hAnsi="Cambria" w:cs="Cambria"/>
-          <w:sz w:val="24"/>
-          <w:szCs w:val="24"/>
-        </w:rPr>
-      </w:pPr>
-    </w:p>
-    <w:p>
-      <w:pPr>
-        <w:spacing w:line="240" w:lineRule="exact"/>
-        <w:rPr>
-          <w:rFonts w:ascii="Cambria" w:eastAsia="Cambria" w:hAnsi="Cambria" w:cs="Cambria"/>
-          <w:sz w:val="24"/>
-          <w:szCs w:val="24"/>
-        </w:rPr>
-      </w:pPr>
     </w:p>
     <w:p>
       <w:pPr>
@@ -7071,7 +6992,6 @@
         </w:rPr>
         <w:t>--</w:t>
       </w:r>
-      <w:proofErr w:type="spellStart"/>
       <w:r>
         <w:rPr>
           <w:rFonts w:ascii="Trebuchet MS" w:eastAsia="Trebuchet MS" w:hAnsi="Trebuchet MS" w:cs="Trebuchet MS"/>
@@ -7080,7 +7000,6 @@
         </w:rPr>
         <w:t>Genda</w:t>
       </w:r>
-      <w:proofErr w:type="spellEnd"/>
       <w:r>
         <w:rPr>
           <w:rFonts w:ascii="Trebuchet MS" w:eastAsia="Trebuchet MS" w:hAnsi="Trebuchet MS" w:cs="Trebuchet MS"/>
@@ -7701,7 +7620,7 @@
 </file>
 
 <file path=word/styles.xml><?xml version="1.0" encoding="utf-8"?>
-<w:styles xmlns:mc="http://schemas.openxmlformats.org/markup-compatibility/2006" xmlns:r="http://schemas.openxmlformats.org/officeDocument/2006/relationships" xmlns:w="http://schemas.openxmlformats.org/wordprocessingml/2006/main" xmlns:w14="http://schemas.microsoft.com/office/word/2010/wordml" xmlns:w15="http://schemas.microsoft.com/office/word/2012/wordml" xmlns:w16se="http://schemas.microsoft.com/office/word/2015/wordml/symex" mc:Ignorable="w14 w15 w16se">
+<w:styles xmlns:mc="http://schemas.openxmlformats.org/markup-compatibility/2006" xmlns:r="http://schemas.openxmlformats.org/officeDocument/2006/relationships" xmlns:w="http://schemas.openxmlformats.org/wordprocessingml/2006/main" xmlns:w14="http://schemas.microsoft.com/office/word/2010/wordml" xmlns:w15="http://schemas.microsoft.com/office/word/2012/wordml" xmlns:w16cex="http://schemas.microsoft.com/office/word/2018/wordml/cex" xmlns:w16cid="http://schemas.microsoft.com/office/word/2016/wordml/cid" xmlns:w16="http://schemas.microsoft.com/office/word/2018/wordml" xmlns:w16du="http://schemas.microsoft.com/office/word/2023/wordml/word16du" xmlns:w16sdtdh="http://schemas.microsoft.com/office/word/2020/wordml/sdtdatahash" xmlns:w16sdtfl="http://schemas.microsoft.com/office/word/2024/wordml/sdtformatlock" xmlns:w16se="http://schemas.microsoft.com/office/word/2015/wordml/symex" mc:Ignorable="w14 w15 w16se w16cid w16 w16cex w16sdtdh w16sdtfl w16du">
   <w:docDefaults>
     <w:rPrDefault>
       <w:rPr>
@@ -7717,7 +7636,7 @@
       </w:pPr>
     </w:pPrDefault>
   </w:docDefaults>
-  <w:latentStyles w:defLockedState="0" w:defUIPriority="99" w:defSemiHidden="0" w:defUnhideWhenUsed="0" w:defQFormat="0" w:count="371">
+  <w:latentStyles w:defLockedState="0" w:defUIPriority="99" w:defSemiHidden="0" w:defUnhideWhenUsed="0" w:defQFormat="0" w:count="376">
     <w:lsdException w:name="Normal" w:uiPriority="0" w:qFormat="1"/>
     <w:lsdException w:name="heading 1" w:uiPriority="9" w:qFormat="1"/>
     <w:lsdException w:name="heading 2" w:semiHidden="1" w:uiPriority="9" w:unhideWhenUsed="1" w:qFormat="1"/>
@@ -8089,18 +8008,23 @@
     <w:lsdException w:name="List Table 5 Dark Accent 6" w:uiPriority="50"/>
     <w:lsdException w:name="List Table 6 Colorful Accent 6" w:uiPriority="51"/>
     <w:lsdException w:name="List Table 7 Colorful Accent 6" w:uiPriority="52"/>
+    <w:lsdException w:name="Mention" w:semiHidden="1" w:unhideWhenUsed="1"/>
+    <w:lsdException w:name="Smart Hyperlink" w:semiHidden="1" w:unhideWhenUsed="1"/>
+    <w:lsdException w:name="Hashtag" w:semiHidden="1" w:unhideWhenUsed="1"/>
+    <w:lsdException w:name="Unresolved Mention" w:semiHidden="1" w:unhideWhenUsed="1"/>
+    <w:lsdException w:name="Smart Link" w:semiHidden="1" w:unhideWhenUsed="1"/>
   </w:latentStyles>
   <w:style w:type="paragraph" w:default="1" w:styleId="Normal">
     <w:name w:val="Normal"/>
     <w:qFormat/>
   </w:style>
-  <w:style w:type="character" w:default="1" w:styleId="Fuentedeprrafopredeter">
+  <w:style w:type="character" w:default="1" w:styleId="DefaultParagraphFont">
     <w:name w:val="Default Paragraph Font"/>
     <w:uiPriority w:val="1"/>
     <w:semiHidden/>
     <w:unhideWhenUsed/>
   </w:style>
-  <w:style w:type="table" w:default="1" w:styleId="Tablanormal">
+  <w:style w:type="table" w:default="1" w:styleId="TableNormal">
     <w:name w:val="Normal Table"/>
     <w:uiPriority w:val="99"/>
     <w:semiHidden/>
@@ -8115,7 +8039,7 @@
       </w:tblCellMar>
     </w:tblPr>
   </w:style>
-  <w:style w:type="numbering" w:default="1" w:styleId="Sinlista">
+  <w:style w:type="numbering" w:default="1" w:styleId="NoList">
     <w:name w:val="No List"/>
     <w:uiPriority w:val="99"/>
     <w:semiHidden/>
